--- a/中文简历.docx
+++ b/中文简历.docx
@@ -107,31 +107,50 @@
         <w:pStyle w:val="3"/>
         <w:spacing w:before="4"/>
         <w:ind w:left="61"/>
-        <w:jc w:val="center"/>
-        <w:rPr>
-          <w:rFonts w:ascii="Times New Roman" w:eastAsia="Times New Roman"/>
+        <w:jc w:val="left"/>
+        <w:rPr>
+          <w:rFonts w:hint="default" w:ascii="Times New Roman" w:eastAsia="宋体"/>
+          <w:sz w:val="20"/>
+          <w:szCs w:val="20"/>
+          <w:lang w:val="en-US" w:eastAsia="zh-CN"/>
         </w:rPr>
       </w:pPr>
       <w:r>
         <w:rPr>
           <w:rFonts w:ascii="Times New Roman" w:eastAsia="Times New Roman"/>
           <w:spacing w:val="-2"/>
+          <w:sz w:val="20"/>
+          <w:szCs w:val="20"/>
         </w:rPr>
         <w:t>Email</w:t>
       </w:r>
       <w:r>
         <w:rPr>
           <w:spacing w:val="-2"/>
+          <w:sz w:val="20"/>
+          <w:szCs w:val="20"/>
         </w:rPr>
         <w:t>：</w:t>
       </w:r>
       <w:r>
+        <w:rPr>
+          <w:sz w:val="20"/>
+          <w:szCs w:val="20"/>
+        </w:rPr>
         <w:fldChar w:fldCharType="begin"/>
       </w:r>
       <w:r>
+        <w:rPr>
+          <w:sz w:val="20"/>
+          <w:szCs w:val="20"/>
+        </w:rPr>
         <w:instrText xml:space="preserve"> HYPERLINK "mailto:aaaapril0408@gmail.com" \h </w:instrText>
       </w:r>
       <w:r>
+        <w:rPr>
+          <w:sz w:val="20"/>
+          <w:szCs w:val="20"/>
+        </w:rPr>
         <w:fldChar w:fldCharType="separate"/>
       </w:r>
       <w:r>
@@ -139,6 +158,8 @@
           <w:rFonts w:ascii="Times New Roman" w:eastAsia="Times New Roman"/>
           <w:color w:val="0000FF"/>
           <w:spacing w:val="-2"/>
+          <w:sz w:val="20"/>
+          <w:szCs w:val="20"/>
           <w:u w:val="single" w:color="0000FF"/>
         </w:rPr>
         <w:t>aaaapril0408@gmail.com</w:t>
@@ -148,6 +169,8 @@
           <w:rFonts w:ascii="Times New Roman" w:eastAsia="Times New Roman"/>
           <w:color w:val="0000FF"/>
           <w:spacing w:val="-2"/>
+          <w:sz w:val="20"/>
+          <w:szCs w:val="20"/>
           <w:u w:val="single" w:color="0000FF"/>
         </w:rPr>
         <w:fldChar w:fldCharType="end"/>
@@ -157,13 +180,28 @@
           <w:rFonts w:ascii="Times New Roman" w:eastAsia="Times New Roman"/>
           <w:color w:val="0000FF"/>
           <w:spacing w:val="-11"/>
-        </w:rPr>
-        <w:t xml:space="preserve"> </w:t>
+          <w:sz w:val="20"/>
+          <w:szCs w:val="20"/>
+        </w:rPr>
+        <w:t xml:space="preserve"> </w:t>
+      </w:r>
+      <w:r>
+        <w:rPr>
+          <w:rFonts w:hint="eastAsia" w:ascii="Times New Roman" w:eastAsia="宋体"/>
+          <w:color w:val="0000FF"/>
+          <w:spacing w:val="-11"/>
+          <w:sz w:val="20"/>
+          <w:szCs w:val="20"/>
+          <w:lang w:val="en-US" w:eastAsia="zh-CN"/>
+        </w:rPr>
+        <w:t xml:space="preserve">   </w:t>
       </w:r>
       <w:r>
         <w:rPr>
           <w:rFonts w:ascii="Times New Roman" w:eastAsia="Times New Roman"/>
           <w:spacing w:val="-2"/>
+          <w:sz w:val="20"/>
+          <w:szCs w:val="20"/>
         </w:rPr>
         <w:t>Tel:</w:t>
       </w:r>
@@ -171,6 +209,8 @@
         <w:rPr>
           <w:rFonts w:ascii="Times New Roman" w:eastAsia="Times New Roman"/>
           <w:spacing w:val="-11"/>
+          <w:sz w:val="20"/>
+          <w:szCs w:val="20"/>
         </w:rPr>
         <w:t xml:space="preserve"> </w:t>
       </w:r>
@@ -178,6 +218,8 @@
         <w:rPr>
           <w:rFonts w:ascii="Times New Roman" w:eastAsia="Times New Roman"/>
           <w:spacing w:val="-2"/>
+          <w:sz w:val="20"/>
+          <w:szCs w:val="20"/>
         </w:rPr>
         <w:t>+86</w:t>
       </w:r>
@@ -185,6 +227,8 @@
         <w:rPr>
           <w:rFonts w:ascii="Times New Roman" w:eastAsia="Times New Roman"/>
           <w:spacing w:val="-11"/>
+          <w:sz w:val="20"/>
+          <w:szCs w:val="20"/>
         </w:rPr>
         <w:t xml:space="preserve"> </w:t>
       </w:r>
@@ -192,22 +236,51 @@
         <w:rPr>
           <w:rFonts w:ascii="Times New Roman" w:eastAsia="Times New Roman"/>
           <w:spacing w:val="-2"/>
-        </w:rPr>
-        <w:t>15194646852/+44</w:t>
+          <w:sz w:val="20"/>
+          <w:szCs w:val="20"/>
+        </w:rPr>
+        <w:t>15194646852/+</w:t>
+      </w:r>
+      <w:r>
+        <w:rPr>
+          <w:rFonts w:hint="eastAsia" w:ascii="Times New Roman" w:eastAsia="宋体"/>
+          <w:spacing w:val="-2"/>
+          <w:sz w:val="20"/>
+          <w:szCs w:val="20"/>
+          <w:lang w:val="en-US" w:eastAsia="zh-CN"/>
+        </w:rPr>
+        <w:t>852</w:t>
       </w:r>
       <w:r>
         <w:rPr>
           <w:rFonts w:ascii="Times New Roman" w:eastAsia="Times New Roman"/>
           <w:spacing w:val="-11"/>
-        </w:rPr>
-        <w:t xml:space="preserve"> </w:t>
-      </w:r>
-      <w:r>
-        <w:rPr>
-          <w:rFonts w:ascii="Times New Roman" w:eastAsia="Times New Roman"/>
-          <w:spacing w:val="-2"/>
-        </w:rPr>
-        <w:t>07421732173</w:t>
+          <w:sz w:val="20"/>
+          <w:szCs w:val="20"/>
+        </w:rPr>
+        <w:t xml:space="preserve"> </w:t>
+      </w:r>
+      <w:r>
+        <w:rPr>
+          <w:rFonts w:hint="eastAsia" w:ascii="Times New Roman" w:eastAsia="宋体"/>
+          <w:spacing w:val="-11"/>
+          <w:sz w:val="20"/>
+          <w:szCs w:val="20"/>
+          <w:lang w:val="en-US" w:eastAsia="zh-CN"/>
+        </w:rPr>
+        <w:t>64341534    个人网站：</w:t>
+      </w:r>
+      <w:r>
+        <w:rPr>
+          <w:rFonts w:hint="eastAsia" w:ascii="Times New Roman" w:eastAsia="宋体"/>
+          <w:color w:val="0000FF"/>
+          <w:spacing w:val="-11"/>
+          <w:sz w:val="20"/>
+          <w:szCs w:val="20"/>
+          <w:u w:val="single"/>
+          <w:lang w:val="en-US" w:eastAsia="zh-CN"/>
+        </w:rPr>
+        <w:t>https://aaaapril0408-max.github.io/portfolio/</w:t>
       </w:r>
     </w:p>
     <w:p>
@@ -223,17 +296,6 @@
     <w:p>
       <w:pPr>
         <w:pStyle w:val="3"/>
-        <w:ind w:left="0"/>
-        <w:rPr>
-          <w:rFonts w:ascii="Times New Roman"/>
-          <w:sz w:val="28"/>
-        </w:rPr>
-      </w:pPr>
-    </w:p>
-    <w:p>
-      <w:pPr>
-        <w:pStyle w:val="3"/>
-        <w:spacing w:before="111"/>
         <w:ind w:left="0"/>
         <w:rPr>
           <w:rFonts w:ascii="Times New Roman"/>
@@ -279,6 +341,8 @@
         </w:rPr>
         <w:t xml:space="preserve"> </w:t>
       </w:r>
+      <w:bookmarkStart w:id="0" w:name="_GoBack"/>
+      <w:bookmarkEnd w:id="0"/>
     </w:p>
     <w:p>
       <w:pPr>
@@ -444,17 +508,11 @@
     </w:p>
     <w:p>
       <w:pPr>
-        <w:keepNext w:val="0"/>
-        <w:keepLines w:val="0"/>
-        <w:widowControl/>
-        <w:suppressLineNumbers w:val="0"/>
-        <w:jc w:val="left"/>
-        <w:rPr>
-          <w:rFonts w:hint="default" w:ascii="宋体" w:hAnsi="宋体" w:eastAsia="宋体" w:cs="宋体"/>
-          <w:kern w:val="0"/>
-          <w:sz w:val="24"/>
-          <w:szCs w:val="24"/>
-          <w:lang w:val="en-US" w:eastAsia="zh-CN" w:bidi="ar"/>
+        <w:pStyle w:val="3"/>
+        <w:spacing w:before="6" w:line="247" w:lineRule="auto"/>
+        <w:ind w:left="0" w:right="6594"/>
+        <w:rPr>
+          <w:spacing w:val="-4"/>
         </w:rPr>
       </w:pPr>
       <w:r>
@@ -465,18 +523,80 @@
           <w:szCs w:val="24"/>
           <w:lang w:val="en-US" w:eastAsia="zh-CN" w:bidi="ar"/>
         </w:rPr>
-        <w:t>Cozyla · 北京，中国（202</w:t>
-      </w:r>
-      <w:r>
-        <w:rPr>
-          <w:rFonts w:hint="eastAsia" w:cs="宋体"/>
-          <w:kern w:val="0"/>
-          <w:sz w:val="24"/>
-          <w:szCs w:val="24"/>
-          <w:lang w:val="en-US" w:eastAsia="zh-CN" w:bidi="ar"/>
-        </w:rPr>
-        <w:t>5.2</w:t>
-      </w:r>
+        <w:t>Cozyla</w:t>
+      </w:r>
+      <w:r>
+        <w:rPr>
+          <w:spacing w:val="-4"/>
+        </w:rPr>
+        <w:t>·</w:t>
+      </w:r>
+      <w:r>
+        <w:rPr>
+          <w:rFonts w:hint="eastAsia"/>
+          <w:spacing w:val="-4"/>
+          <w:lang w:val="en-US" w:eastAsia="zh-CN"/>
+        </w:rPr>
+        <w:t>北京</w:t>
+      </w:r>
+    </w:p>
+    <w:p>
+      <w:pPr>
+        <w:pStyle w:val="3"/>
+        <w:spacing w:before="6" w:line="247" w:lineRule="auto"/>
+        <w:ind w:left="0" w:right="6594"/>
+      </w:pPr>
+      <w:r>
+        <w:rPr>
+          <w:rFonts w:hint="eastAsia"/>
+          <w:lang w:val="en-US" w:eastAsia="zh-CN"/>
+        </w:rPr>
+        <w:t>用户体验</w:t>
+      </w:r>
+      <w:r>
+        <w:t>设计（</w:t>
+      </w:r>
+      <w:r>
+        <w:rPr>
+          <w:rFonts w:ascii="Times New Roman" w:hAnsi="Times New Roman" w:eastAsia="Times New Roman"/>
+        </w:rPr>
+        <w:t>202</w:t>
+      </w:r>
+      <w:r>
+        <w:rPr>
+          <w:rFonts w:hint="eastAsia" w:ascii="Times New Roman" w:hAnsi="Times New Roman" w:eastAsia="宋体"/>
+          <w:lang w:val="en-US" w:eastAsia="zh-CN"/>
+        </w:rPr>
+        <w:t>5</w:t>
+      </w:r>
+      <w:r>
+        <w:rPr>
+          <w:rFonts w:hint="default" w:ascii="Times New Roman" w:hAnsi="Times New Roman" w:eastAsia="宋体"/>
+          <w:lang w:val="en-US" w:eastAsia="zh-CN"/>
+        </w:rPr>
+        <w:t>.2-2.25.8</w:t>
+      </w:r>
+      <w:r>
+        <w:t>）</w:t>
+      </w:r>
+    </w:p>
+    <w:p>
+      <w:pPr>
+        <w:pStyle w:val="7"/>
+        <w:numPr>
+          <w:ilvl w:val="0"/>
+          <w:numId w:val="1"/>
+        </w:numPr>
+        <w:tabs>
+          <w:tab w:val="left" w:pos="792"/>
+        </w:tabs>
+        <w:spacing w:before="3" w:after="0" w:line="240" w:lineRule="auto"/>
+        <w:ind w:left="792" w:right="0" w:hanging="360"/>
+        <w:jc w:val="left"/>
+        <w:rPr>
+          <w:sz w:val="22"/>
+        </w:rPr>
+      </w:pPr>
       <w:r>
         <w:rPr>
           <w:rFonts w:ascii="宋体" w:hAnsi="宋体" w:eastAsia="宋体" w:cs="宋体"/>
@@ -485,48 +605,6 @@
           <w:szCs w:val="24"/>
           <w:lang w:val="en-US" w:eastAsia="zh-CN" w:bidi="ar"/>
         </w:rPr>
-        <w:t>-202</w:t>
-      </w:r>
-      <w:r>
-        <w:rPr>
-          <w:rFonts w:hint="eastAsia" w:cs="宋体"/>
-          <w:kern w:val="0"/>
-          <w:sz w:val="24"/>
-          <w:szCs w:val="24"/>
-          <w:lang w:val="en-US" w:eastAsia="zh-CN" w:bidi="ar"/>
-        </w:rPr>
-        <w:t>5.8</w:t>
-      </w:r>
-      <w:bookmarkStart w:id="0" w:name="_GoBack"/>
-      <w:bookmarkEnd w:id="0"/>
-      <w:r>
-        <w:rPr>
-          <w:rFonts w:ascii="宋体" w:hAnsi="宋体" w:eastAsia="宋体" w:cs="宋体"/>
-          <w:kern w:val="0"/>
-          <w:sz w:val="24"/>
-          <w:szCs w:val="24"/>
-          <w:lang w:val="en-US" w:eastAsia="zh-CN" w:bidi="ar"/>
-        </w:rPr>
-        <w:t>）：</w:t>
-      </w:r>
-      <w:r>
-        <w:rPr>
-          <w:rFonts w:ascii="宋体" w:hAnsi="宋体" w:eastAsia="宋体" w:cs="宋体"/>
-          <w:kern w:val="0"/>
-          <w:sz w:val="24"/>
-          <w:szCs w:val="24"/>
-          <w:lang w:val="en-US" w:eastAsia="zh-CN" w:bidi="ar"/>
-        </w:rPr>
-        <w:br w:type="textWrapping"/>
-      </w:r>
-      <w:r>
-        <w:rPr>
-          <w:rFonts w:ascii="宋体" w:hAnsi="宋体" w:eastAsia="宋体" w:cs="宋体"/>
-          <w:kern w:val="0"/>
-          <w:sz w:val="24"/>
-          <w:szCs w:val="24"/>
-          <w:lang w:val="en-US" w:eastAsia="zh-CN" w:bidi="ar"/>
-        </w:rPr>
         <w:t>用户体验设计师，负责将公司专有软件Chores从1.0版本升级到2.0版本，重点优化逻辑、增强视觉效果，并创建适合儿童的动画</w:t>
       </w:r>
       <w:r>
@@ -542,26 +620,25 @@
     </w:p>
     <w:p>
       <w:pPr>
-        <w:keepNext w:val="0"/>
-        <w:keepLines w:val="0"/>
-        <w:widowControl/>
-        <w:suppressLineNumbers w:val="0"/>
+        <w:pStyle w:val="7"/>
+        <w:numPr>
+          <w:ilvl w:val="0"/>
+          <w:numId w:val="1"/>
+        </w:numPr>
+        <w:tabs>
+          <w:tab w:val="left" w:pos="792"/>
+        </w:tabs>
+        <w:spacing w:before="11" w:after="0" w:line="240" w:lineRule="auto"/>
+        <w:ind w:left="792" w:right="0" w:hanging="360"/>
         <w:jc w:val="left"/>
         <w:rPr>
-          <w:rFonts w:hint="eastAsia" w:ascii="宋体" w:hAnsi="宋体" w:eastAsia="宋体" w:cs="宋体"/>
-          <w:kern w:val="0"/>
-          <w:sz w:val="24"/>
-          <w:szCs w:val="24"/>
-          <w:lang w:val="en-US" w:eastAsia="zh-CN" w:bidi="ar"/>
-        </w:rPr>
-      </w:pPr>
-      <w:r>
-        <w:rPr>
-          <w:rFonts w:hint="eastAsia" w:ascii="宋体" w:hAnsi="宋体" w:eastAsia="宋体" w:cs="宋体"/>
-          <w:kern w:val="0"/>
-          <w:sz w:val="24"/>
-          <w:szCs w:val="24"/>
-          <w:lang w:val="en-US" w:eastAsia="zh-CN" w:bidi="ar"/>
+          <w:sz w:val="22"/>
+        </w:rPr>
+      </w:pPr>
+      <w:r>
+        <w:rPr>
+          <w:rFonts w:hint="eastAsia"/>
+          <w:sz w:val="22"/>
         </w:rPr>
         <w:t>为cozyla calendar+硬件设备设计launcher系统以及新用户高亮引导</w:t>
       </w:r>
@@ -1230,7 +1307,14 @@
         <w:ind w:left="72"/>
       </w:pPr>
       <w:r>
-        <w:t>交互设计师（</w:t>
+        <w:rPr>
+          <w:rFonts w:hint="eastAsia"/>
+          <w:lang w:val="en-US" w:eastAsia="zh-CN"/>
+        </w:rPr>
+        <w:t>平面</w:t>
+      </w:r>
+      <w:r>
+        <w:t>设计师（</w:t>
       </w:r>
       <w:r>
         <w:rPr>
@@ -1585,6 +1669,15 @@
           <w:sz w:val="22"/>
         </w:rPr>
         <w:t>在快节奏的环境中提供设计解决方案，在创意与企业视觉要求之间取得平</w:t>
+      </w:r>
+      <w:r>
+        <w:rPr>
+          <w:rFonts w:hint="eastAsia"/>
+          <w:spacing w:val="-7"/>
+          <w:sz w:val="22"/>
+          <w:lang w:val="en-US" w:eastAsia="zh-CN"/>
+        </w:rPr>
+        <w:t>衡</w:t>
       </w:r>
     </w:p>
     <w:p>
